--- a/docs/testing/parts-import-fixtures/docx/parts-import-word-style-01.docx
+++ b/docs/testing/parts-import-fixtures/docx/parts-import-word-style-01.docx
@@ -9,7 +9,7 @@
     </w:p>
     <w:p>
       <w:r>
-        <w:t>Word fixture style 1; user must verify supplier/category/duplicates before import.</w:t>
+        <w:t>Layout paragraph-catalog; verify supplier/category/duplicates before import.</w:t>
       </w:r>
     </w:p>
     <w:p>
